--- a/Tech Workers & Mental Health/Tech Workers & Mental Health.docx
+++ b/Tech Workers & Mental Health/Tech Workers & Mental Health.docx
@@ -626,7 +626,10 @@
               <w:jc w:val="both"/>
             </w:pPr>
             <w:r>
-              <w:t>[Mentor / Faculty Name]</w:t>
+              <w:t>Dr. Ashima &amp; Mrs Mandeep</w:t>
+            </w:r>
+            <w:r>
+              <w:t xml:space="preserve"> Kaur</w:t>
             </w:r>
           </w:p>
         </w:tc>
